--- a/GD_H126_Bemor_Maniken_Loyiha_va_Video_Ssenariy.docx
+++ b/GD_H126_Bemor_Maniken_Loyiha_va_Video_Ssenariy.docx
@@ -79,7 +79,7 @@
                 <w:color w:val="0F172A"/>
                 <w:sz w:val="20"/>
               </w:rPr>
-              <w:t>GD/H126 Bemor Simulyatori va CPR Imtihon Pulti</w:t>
+              <w:t>MedLife: AI Bemor Simulyatori, Vital Monitor va Yurak-O'pka Reanimatsiyasi Tizimi</w:t>
             </w:r>
           </w:p>
         </w:tc>
@@ -267,7 +267,7 @@
         <w:rPr>
           <w:sz w:val="21"/>
         </w:rPr>
-        <w:t>Bugun sizlarga tibbiy ta'limni yangi bosqichga olib chiquvchi innovatsion platformamiz — Kompyuterlashgan Bemor Maniken Simulyatori va CPR Imtihon Tizimini taqdim etamiz.</w:t>
+        <w:t>Bugun sizlarga tibbiy ta'limni yangi bosqichga olib chiquvchi innovatsion platformamiz — MedLife tibbiy simulyatorlar majmuasini taqdim etamiz.</w:t>
       </w:r>
     </w:p>
     <w:p>
@@ -323,7 +323,7 @@
         <w:br/>
         <w:t>• Nafas yo'llari va oshqozonga yuqori aniqlikdagi pnevmatik bosim datchiklari;</w:t>
         <w:br/>
-        <w:t>• To'sh suyagi va qo'l tomiriga kontaktli sensorlar o'rnatdik.</w:t>
+        <w:t>• To'sh suyagi va qo'l tomiriga kontaktli sensorlar va pulsator o'rnatdik.</w:t>
         <w:br/>
         <w:t>Barcha datchiklardan kelayotgan ma'lumotlar ESP32 mikrokontrolleri orqali qayta ishlanib, 0 millisekundlik kechikish bilan dasturga uzatiladi. Dasturiy qismni esa sherigim tushuntiradi.</w:t>
       </w:r>
@@ -356,7 +356,7 @@
         <w:rPr>
           <w:sz w:val="21"/>
         </w:rPr>
-        <w:t>[AI Bemor, ICU Vital Monitor va CPR Imtihon pulti navbatma-navbat ko'rsatiladi]</w:t>
+        <w:t>[AI Bemor, ICU Vital Monitor va Yurak-O'pka Reanimatsiyasi simulyatori navbatma-navbat ko'rsatiladi]</w:t>
       </w:r>
     </w:p>
     <w:p>
@@ -377,11 +377,11 @@
         </w:rPr>
         <w:t>Dasturimiz 3 ta asosiy moduldan iborat:</w:t>
         <w:br/>
-        <w:t>1. Gemini Live AI Bemor — talaba 14 xil kasallik bo'yicha bemor bilan o'zbek tilida jonli muloqot qiladi.</w:t>
+        <w:t>1. MedLife: AI Bemor Simulyatori — talaba 14 xil kasallik bo'yicha bemor bilan o'zbek tilida jonli muloqot qiladi;</w:t>
         <w:br/>
-        <w:t>2. Vital Monitor — bemorning EKG, puls, SpO2 va bosimini real vaqtda jonli ko'rsatadi.</w:t>
+        <w:t>2. Vital Monitor — bemorning EKG, puls, SpO2 va bosimini real vaqtda jonli ko'rsatadi;</w:t>
         <w:br/>
-        <w:t>3. CPR Imtihon va Pult Tizimi — datchiklar bilan integratsiyalashgan to'liq raqamli boshqaruv paneli.</w:t>
+        <w:t>3. Yurak-O'pka Reanimatsiyasi Simulyatori — datchiklar bilan integratsiyalashgan to'liq raqamli CPR boshqaruv va imtihon tizimi.</w:t>
       </w:r>
     </w:p>
     <w:p>

--- a/GD_H126_Bemor_Maniken_Loyiha_va_Video_Ssenariy.docx
+++ b/GD_H126_Bemor_Maniken_Loyiha_va_Video_Ssenariy.docx
@@ -701,7 +701,26 @@
         <w:rPr>
           <w:sz w:val="21"/>
         </w:rPr>
-        <w:t>Imtihon muvaffaqiyatli topshirilganda (≥80% ball va to'g'ri CPR), maniken ko'kragi mustaqil 3.6 soniyalik ritmda nafas oladi, ko'zlari ochiladi, 75 BPM sinus puls tiklanadi, konfetti otiladi va bemor o'zbek tilida minnatdorchilik bildiradi.</w:t>
+        <w:t>Imtihon muvaffaqiyatli topshirilganda (3, 4 yoki 5 baho olganda), maniken ko'kragi mustaqil 3.6 soniyalik ritmda nafas oladi, ko'zlari ochiladi, 75 BPM sinus puls tiklanadi, konfetti otiladi va bemor o'zbek tilida minnatdorchilik bildiradi.</w:t>
+      </w:r>
+    </w:p>
+    <w:p>
+      <w:pPr>
+        <w:pStyle w:val="ListBullet"/>
+        <w:spacing w:after="80"/>
+      </w:pPr>
+      <w:r>
+        <w:rPr>
+          <w:b/>
+          <w:color w:val="0F172A"/>
+        </w:rPr>
+        <w:t xml:space="preserve">4 Bosqichli Milliy Baholash Tizimi: </w:t>
+      </w:r>
+      <w:r>
+        <w:rPr>
+          <w:sz w:val="21"/>
+        </w:rPr>
+        <w:t>Talabalar natijasi rasmiy mezon bo'yicha baholanadi: &gt;86% — 5 Baho (A'lo), 74%–86% — 4 Baho (Yaxshi), 56%–73% — 3 Baho (Qoniqarli), &lt;56% — 2 Baho (Qoniqarsiz/Yiqildi).</w:t>
       </w:r>
     </w:p>
     <w:p>
@@ -720,7 +739,7 @@
         <w:rPr>
           <w:sz w:val="21"/>
         </w:rPr>
-        <w:t>Imtihon yakunida rasmiy muhrlangan, talaba va o'qituvchi imzolari qo'yiladigan A4 protokoli printerga chiqariladi yoki PDF qilib saqlanadi.</w:t>
+        <w:t>Imtihon yakunida rasmiy muhrlangan, bahosi (5/4/3/2), talaba va o'qituvchi imzolari qo'yiladigan A4 protokoli printerga chiqariladi yoki PDF qilib saqlanadi.</w:t>
       </w:r>
     </w:p>
     <w:p>
@@ -739,7 +758,7 @@
         <w:rPr>
           <w:sz w:val="21"/>
         </w:rPr>
-        <w:t>Barcha talabalar natijalari brauzer xotirasida doimiy saqlanadi. Natijalarni qidirish, o'tgan/yiqilgan bo'yicha filtrlash va saralash funksiyalari mavjud.</w:t>
+        <w:t>Barcha talabalar natijalari brauzer xotirasida doimiy saqlanadi. Natijalarni baho (5, 4, 3, 2), o'tgan/yiqilgan bo'yicha filtrlash va saralash funksiyalari mavjud.</w:t>
       </w:r>
     </w:p>
     <w:p>
